--- a/folder_template/Template3_Final Release Document.docx
+++ b/folder_template/Template3_Final Release Document.docx
@@ -1,6 +1,6 @@
 
 <file path=word/document.xml><?xml version="1.0" encoding="utf-8"?>
-<w:document xmlns:wpc="http://schemas.microsoft.com/office/word/2010/wordprocessingCanvas" xmlns:mc="http://schemas.openxmlformats.org/markup-compatibility/2006" xmlns:o="urn:schemas-microsoft-com:office:office" xmlns:r="http://schemas.openxmlformats.org/officeDocument/2006/relationships" xmlns:m="http://schemas.openxmlformats.org/officeDocument/2006/math" xmlns:v="urn:schemas-microsoft-com:vml" xmlns:wp14="http://schemas.microsoft.com/office/word/2010/wordprocessingDrawing" xmlns:wp="http://schemas.openxmlformats.org/drawingml/2006/wordprocessingDrawing" xmlns:w="http://schemas.openxmlformats.org/wordprocessingml/2006/main" xmlns:w14="http://schemas.microsoft.com/office/word/2010/wordml" xmlns:w10="urn:schemas-microsoft-com:office:word" xmlns:w15="http://schemas.microsoft.com/office/word/2012/wordml" xmlns:wpg="http://schemas.microsoft.com/office/word/2010/wordprocessingGroup" xmlns:wpi="http://schemas.microsoft.com/office/word/2010/wordprocessingInk" xmlns:wne="http://schemas.microsoft.com/office/word/2006/wordml" xmlns:wps="http://schemas.microsoft.com/office/word/2010/wordprocessingShape" xmlns:wpsCustomData="http://www.wps.cn/officeDocument/2013/wpsCustomData" mc:Ignorable="w14 w15 wp14">
+<w:document xmlns:wpc="http://schemas.microsoft.com/office/word/2010/wordprocessingCanvas" xmlns:cx="http://schemas.microsoft.com/office/drawing/2014/chartex" xmlns:cx1="http://schemas.microsoft.com/office/drawing/2015/9/8/chartex" xmlns:cx2="http://schemas.microsoft.com/office/drawing/2015/10/21/chartex" xmlns:cx3="http://schemas.microsoft.com/office/drawing/2016/5/9/chartex" xmlns:cx4="http://schemas.microsoft.com/office/drawing/2016/5/10/chartex" xmlns:cx5="http://schemas.microsoft.com/office/drawing/2016/5/11/chartex" xmlns:cx6="http://schemas.microsoft.com/office/drawing/2016/5/12/chartex" xmlns:cx7="http://schemas.microsoft.com/office/drawing/2016/5/13/chartex" xmlns:cx8="http://schemas.microsoft.com/office/drawing/2016/5/14/chartex" xmlns:mc="http://schemas.openxmlformats.org/markup-compatibility/2006" xmlns:o="urn:schemas-microsoft-com:office:office" xmlns:r="http://schemas.openxmlformats.org/officeDocument/2006/relationships" xmlns:m="http://schemas.openxmlformats.org/officeDocument/2006/math" xmlns:v="urn:schemas-microsoft-com:vml" xmlns:wp14="http://schemas.microsoft.com/office/word/2010/wordprocessingDrawing" xmlns:wp="http://schemas.openxmlformats.org/drawingml/2006/wordprocessingDrawing" xmlns:w="http://schemas.openxmlformats.org/wordprocessingml/2006/main" xmlns:w14="http://schemas.microsoft.com/office/word/2010/wordml" xmlns:w10="urn:schemas-microsoft-com:office:word" xmlns:w15="http://schemas.microsoft.com/office/word/2012/wordml" xmlns:wpg="http://schemas.microsoft.com/office/word/2010/wordprocessingGroup" xmlns:wpi="http://schemas.microsoft.com/office/word/2010/wordprocessingInk" xmlns:wne="http://schemas.microsoft.com/office/word/2006/wordml" xmlns:wps="http://schemas.microsoft.com/office/word/2010/wordprocessingShape" xmlns:wpsCustomData="http://www.wps.cn/officeDocument/2013/wpsCustomData" mc:Ignorable="w14 w15 wp14">
   <w:body>
     <w:sdt>
       <w:sdtPr>
@@ -439,8 +439,6 @@
         </w:rPr>
         <w:t>Ho Chi Minh</w:t>
       </w:r>
-      <w:bookmarkStart w:id="0" w:name="_GoBack"/>
-      <w:bookmarkEnd w:id="0"/>
       <w:r>
         <w:rPr>
           <w:i/>
@@ -1212,8 +1210,10 @@
         <w:t xml:space="preserve">• Target Git Branch: </w:t>
       </w:r>
       <w:r>
-        <w:t>main / Laam</w:t>
-      </w:r>
+        <w:t>main</w:t>
+      </w:r>
+      <w:bookmarkStart w:id="0" w:name="_GoBack"/>
+      <w:bookmarkEnd w:id="0"/>
       <w:r>
         <w:br w:type="textWrapping"/>
       </w:r>
@@ -1980,9 +1980,9 @@
     <w:lsdException w:uiPriority="99" w:name="index 7"/>
     <w:lsdException w:uiPriority="99" w:name="index 8"/>
     <w:lsdException w:uiPriority="99" w:name="index 9"/>
-    <w:lsdException w:uiPriority="39" w:semiHidden="0" w:name="toc 1"/>
+    <w:lsdException w:qFormat="1" w:uiPriority="39" w:semiHidden="0" w:name="toc 1"/>
     <w:lsdException w:uiPriority="39" w:semiHidden="0" w:name="toc 2"/>
-    <w:lsdException w:uiPriority="39" w:semiHidden="0" w:name="toc 3"/>
+    <w:lsdException w:qFormat="1" w:uiPriority="39" w:semiHidden="0" w:name="toc 3"/>
     <w:lsdException w:uiPriority="39" w:name="toc 4"/>
     <w:lsdException w:uiPriority="39" w:name="toc 5"/>
     <w:lsdException w:uiPriority="39" w:name="toc 6"/>
@@ -2026,8 +2026,8 @@
     <w:lsdException w:qFormat="1" w:unhideWhenUsed="0" w:uiPriority="10" w:semiHidden="0" w:name="Title"/>
     <w:lsdException w:uiPriority="99" w:name="Closing"/>
     <w:lsdException w:uiPriority="99" w:name="Signature"/>
-    <w:lsdException w:uiPriority="1" w:name="Default Paragraph Font"/>
-    <w:lsdException w:unhideWhenUsed="0" w:uiPriority="0" w:semiHidden="0" w:name="Body Text"/>
+    <w:lsdException w:qFormat="1" w:uiPriority="1" w:name="Default Paragraph Font"/>
+    <w:lsdException w:qFormat="1" w:unhideWhenUsed="0" w:uiPriority="0" w:semiHidden="0" w:name="Body Text"/>
     <w:lsdException w:uiPriority="99" w:name="Body Text Indent"/>
     <w:lsdException w:uiPriority="99" w:name="List Continue"/>
     <w:lsdException w:uiPriority="99" w:name="List Continue 2"/>
@@ -2046,7 +2046,7 @@
     <w:lsdException w:uiPriority="99" w:name="Body Text Indent 2"/>
     <w:lsdException w:uiPriority="99" w:name="Body Text Indent 3"/>
     <w:lsdException w:uiPriority="99" w:name="Block Text"/>
-    <w:lsdException w:uiPriority="99" w:semiHidden="0" w:name="Hyperlink"/>
+    <w:lsdException w:qFormat="1" w:uiPriority="99" w:semiHidden="0" w:name="Hyperlink"/>
     <w:lsdException w:uiPriority="99" w:name="FollowedHyperlink"/>
     <w:lsdException w:qFormat="1" w:unhideWhenUsed="0" w:uiPriority="22" w:semiHidden="0" w:name="Strong"/>
     <w:lsdException w:qFormat="1" w:unhideWhenUsed="0" w:uiPriority="20" w:semiHidden="0" w:name="Emphasis"/>
@@ -2064,7 +2064,7 @@
     <w:lsdException w:uiPriority="99" w:name="HTML Sample"/>
     <w:lsdException w:uiPriority="99" w:name="HTML Typewriter"/>
     <w:lsdException w:uiPriority="99" w:name="HTML Variable"/>
-    <w:lsdException w:uiPriority="99" w:name="Normal Table"/>
+    <w:lsdException w:qFormat="1" w:uiPriority="99" w:name="Normal Table"/>
     <w:lsdException w:uiPriority="99" w:name="annotation subject"/>
     <w:lsdException w:uiPriority="99" w:name="Table Simple 1"/>
     <w:lsdException w:uiPriority="99" w:name="Table Simple 2"/>
@@ -2358,12 +2358,14 @@
     <w:name w:val="Default Paragraph Font"/>
     <w:semiHidden/>
     <w:unhideWhenUsed/>
+    <w:qFormat/>
     <w:uiPriority w:val="1"/>
   </w:style>
   <w:style w:type="table" w:default="1" w:styleId="9">
     <w:name w:val="Normal Table"/>
     <w:semiHidden/>
     <w:unhideWhenUsed/>
+    <w:qFormat/>
     <w:uiPriority w:val="99"/>
     <w:tblPr>
       <w:tblCellMar>
@@ -2379,6 +2381,7 @@
     <w:basedOn w:val="1"/>
     <w:next w:val="1"/>
     <w:link w:val="26"/>
+    <w:qFormat/>
     <w:uiPriority w:val="0"/>
     <w:pPr>
       <w:tabs>
@@ -2399,6 +2402,7 @@
     <w:name w:val="Hyperlink"/>
     <w:basedOn w:val="8"/>
     <w:unhideWhenUsed/>
+    <w:qFormat/>
     <w:uiPriority w:val="99"/>
     <w:rPr>
       <w:color w:val="0563C1" w:themeColor="hyperlink"/>
@@ -2434,6 +2438,7 @@
     <w:next w:val="1"/>
     <w:autoRedefine/>
     <w:unhideWhenUsed/>
+    <w:qFormat/>
     <w:uiPriority w:val="39"/>
     <w:pPr>
       <w:spacing w:after="100"/>
@@ -2457,6 +2462,7 @@
     <w:next w:val="1"/>
     <w:autoRedefine/>
     <w:unhideWhenUsed/>
+    <w:qFormat/>
     <w:uiPriority w:val="39"/>
     <w:pPr>
       <w:spacing w:after="100"/>
@@ -2513,6 +2519,7 @@
   <w:style w:type="table" w:customStyle="1" w:styleId="20">
     <w:name w:val="Kiểu2"/>
     <w:basedOn w:val="9"/>
+    <w:qFormat/>
     <w:uiPriority w:val="99"/>
     <w:pPr>
       <w:spacing w:after="0" w:line="240" w:lineRule="auto"/>
@@ -2552,6 +2559,7 @@
     <w:name w:val="bang"/>
     <w:basedOn w:val="1"/>
     <w:autoRedefine/>
+    <w:qFormat/>
     <w:uiPriority w:val="0"/>
     <w:pPr>
       <w:autoSpaceDE w:val="0"/>
@@ -2570,6 +2578,7 @@
     <w:name w:val="Bangheader"/>
     <w:basedOn w:val="7"/>
     <w:autoRedefine/>
+    <w:qFormat/>
     <w:uiPriority w:val="0"/>
     <w:pPr>
       <w:keepNext w:val="0"/>
@@ -2595,6 +2604,7 @@
     <w:basedOn w:val="8"/>
     <w:link w:val="7"/>
     <w:semiHidden/>
+    <w:qFormat/>
     <w:uiPriority w:val="9"/>
     <w:rPr>
       <w:rFonts w:asciiTheme="majorHAnsi" w:hAnsiTheme="majorHAnsi" w:eastAsiaTheme="majorEastAsia" w:cstheme="majorBidi"/>
@@ -2607,6 +2617,7 @@
     <w:name w:val="Heading 4 Char"/>
     <w:basedOn w:val="8"/>
     <w:link w:val="5"/>
+    <w:qFormat/>
     <w:uiPriority w:val="9"/>
     <w:rPr>
       <w:rFonts w:asciiTheme="majorHAnsi" w:hAnsiTheme="majorHAnsi" w:eastAsiaTheme="majorEastAsia" w:cstheme="majorBidi"/>
@@ -2619,6 +2630,7 @@
     <w:name w:val="Heading 5 Char"/>
     <w:basedOn w:val="8"/>
     <w:link w:val="6"/>
+    <w:qFormat/>
     <w:uiPriority w:val="9"/>
     <w:rPr>
       <w:rFonts w:asciiTheme="majorHAnsi" w:hAnsiTheme="majorHAnsi" w:eastAsiaTheme="majorEastAsia" w:cstheme="majorBidi"/>
@@ -2629,6 +2641,7 @@
     <w:name w:val="Body Text Char"/>
     <w:basedOn w:val="8"/>
     <w:link w:val="10"/>
+    <w:qFormat/>
     <w:uiPriority w:val="0"/>
     <w:rPr>
       <w:rFonts w:ascii="Arial" w:hAnsi="Arial" w:eastAsia="Times New Roman" w:cs="Tahoma"/>
